--- a/DKKDApp/bin/Debug/net8.0-windows/Danh Sách Chủ Sở Hữu Hưởng Lợi_Mẫu số 10_DA_DIEN.docx
+++ b/DKKDApp/bin/Debug/net8.0-windows/Danh Sách Chủ Sở Hữu Hưởng Lợi_Mẫu số 10_DA_DIEN.docx
@@ -949,7 +949,7 @@
                 <w:szCs w:val="20"/>
                 <w:lang w:val="en-US"/>
               </w:rPr>
-              <w:t>PHÙNG VĂN VIỆT</w:t>
+              <w:t>HOÀNG MINH ĐẠT</w:t>
             </w:r>
           </w:p>
         </w:tc>
@@ -973,7 +973,7 @@
                 <w:szCs w:val="20"/>
                 <w:lang w:val="en-US"/>
               </w:rPr>
-              <w:t>28/07/1993</w:t>
+              <w:t>14/09/2001</w:t>
             </w:r>
           </w:p>
         </w:tc>
@@ -1036,7 +1036,7 @@
                 <w:szCs w:val="20"/>
                 <w:lang w:val="en-US"/>
               </w:rPr>
-              <w:t>027093006833</w:t>
+              <w:t>026201000396</w:t>
             </w:r>
             <w:r>
               <w:rPr>
@@ -1063,7 +1063,7 @@
                 <w:szCs w:val="20"/>
                 <w:lang w:val="en-US"/>
               </w:rPr>
-              <w:t>12/06/2022</w:t>
+              <w:t>11/11/2025</w:t>
             </w:r>
             <w:r>
               <w:rPr>
@@ -1159,7 +1159,7 @@
                 <w:szCs w:val="20"/>
                 <w:lang w:val="en-US"/>
               </w:rPr>
-              <w:t>Tổ 6, Khu Phố 1, Phường Bình Lộc, Thành Phố Đồng Nai, Việt Nam</w:t>
+              <w:t>Thôn Đại Tự 56, Xã Liên Châu, Tỉnh Phú Thọ, Việt Nam</w:t>
             </w:r>
           </w:p>
         </w:tc>
@@ -1327,9 +1327,7 @@
             </w:r>
             <w:r>
               <w:rPr>
-                <w:rFonts w:ascii="Times New Roman" w:hAnsi="Times New Roman" w:cs="Times New Roman"/>
-                <w:iCs/>
-                <w:color w:val="000000" w:themeColor="text1"/>
+                <w:rFonts w:ascii="Times New Roman" w:eastAsia="Calibri" w:hAnsi="Times New Roman" w:cs="Times New Roman"/>
                 <w:sz w:val="26"/>
                 <w:szCs w:val="26"/>
               </w:rPr>
@@ -1537,7 +1535,7 @@
                 <w:sz w:val="26"/>
                 <w:szCs w:val="26"/>
               </w:rPr>
-              <w:t>PHÙNG VĂN VIỆT</w:t>
+              <w:t>HOÀNG MINH ĐẠT</w:t>
             </w:r>
           </w:p>
         </w:tc>

--- a/DKKDApp/bin/Debug/net8.0-windows/Danh Sách Chủ Sở Hữu Hưởng Lợi_Mẫu số 10_DA_DIEN.docx
+++ b/DKKDApp/bin/Debug/net8.0-windows/Danh Sách Chủ Sở Hữu Hưởng Lợi_Mẫu số 10_DA_DIEN.docx
@@ -64,18 +64,18 @@
         <w:tblLook w:val="04A0" w:firstRow="1" w:lastRow="0" w:firstColumn="1" w:lastColumn="0" w:noHBand="0" w:noVBand="1"/>
       </w:tblPr>
       <w:tblGrid>
-        <w:gridCol w:w="708"/>
-        <w:gridCol w:w="1218"/>
-        <w:gridCol w:w="1401"/>
-        <w:gridCol w:w="791"/>
-        <w:gridCol w:w="2681"/>
-        <w:gridCol w:w="1408"/>
-        <w:gridCol w:w="796"/>
-        <w:gridCol w:w="941"/>
-        <w:gridCol w:w="935"/>
-        <w:gridCol w:w="1246"/>
-        <w:gridCol w:w="1073"/>
-        <w:gridCol w:w="757"/>
+        <w:gridCol w:w="683"/>
+        <w:gridCol w:w="1598"/>
+        <w:gridCol w:w="1946"/>
+        <w:gridCol w:w="1809"/>
+        <w:gridCol w:w="2610"/>
+        <w:gridCol w:w="778"/>
+        <w:gridCol w:w="655"/>
+        <w:gridCol w:w="1976"/>
+        <w:gridCol w:w="668"/>
+        <w:gridCol w:w="886"/>
+        <w:gridCol w:w="914"/>
+        <w:gridCol w:w="606"/>
       </w:tblGrid>
       <w:tr>
         <w:trPr>
@@ -925,6 +925,7 @@
                 <w:szCs w:val="20"/>
                 <w:lang w:val="en-US"/>
               </w:rPr>
+              <w:lastRenderedPageBreak/>
               <w:t>1</w:t>
             </w:r>
           </w:p>
@@ -943,13 +944,15 @@
                 <w:lang w:val="en-US"/>
               </w:rPr>
             </w:pPr>
+            <w:bookmarkStart w:id="0" w:name="_GoBack"/>
+            <w:bookmarkEnd w:id="0"/>
             <w:r>
               <w:rPr>
                 <w:sz w:val="20"/>
                 <w:szCs w:val="20"/>
                 <w:lang w:val="en-US"/>
               </w:rPr>
-              <w:t>NGUYỄN TRỌNG TRUNG</w:t>
+              <w:t>VŨ TUẤN PHƯỚC</w:t>
             </w:r>
           </w:p>
         </w:tc>
@@ -973,7 +976,7 @@
                 <w:szCs w:val="20"/>
                 <w:lang w:val="en-US"/>
               </w:rPr>
-              <w:t>22/02/1989</w:t>
+              <w:t>29/10/1994</w:t>
             </w:r>
           </w:p>
         </w:tc>
@@ -1036,7 +1039,7 @@
                 <w:szCs w:val="20"/>
                 <w:lang w:val="en-US"/>
               </w:rPr>
-              <w:t>034089016494</w:t>
+              <w:t>060094002350</w:t>
             </w:r>
             <w:r>
               <w:rPr>
@@ -1063,7 +1066,7 @@
                 <w:szCs w:val="20"/>
                 <w:lang w:val="en-US"/>
               </w:rPr>
-              <w:t>07/11/2022</w:t>
+              <w:t>22/04/2021</w:t>
             </w:r>
             <w:r>
               <w:rPr>
@@ -1159,7 +1162,7 @@
                 <w:szCs w:val="20"/>
                 <w:lang w:val="en-US"/>
               </w:rPr>
-              <w:t>Thôn Bình An, xã Đông Thụy Anh, Tỉnh Hưng Yên, Việt Nam</w:t>
+              <w:t>Căn hộ chung cư số 1214 - chung cư chánh nghĩa quốc cường block sky B - tổ 26 khu phố chánh nghĩa 3, Phường Thủ Dầu Một, Thành phố Hồ Chí Minh, Việt Nam</w:t>
             </w:r>
           </w:p>
         </w:tc>
@@ -1327,16 +1330,12 @@
             </w:r>
             <w:r>
               <w:rPr>
-                <w:rFonts w:ascii="Times New Roman" w:hAnsi="Times New Roman" w:cs="Times New Roman"/>
-                <w:iCs/>
-                <w:color w:val="000000" w:themeColor="text1"/>
-                <w:sz w:val="26"/>
-                <w:szCs w:val="26"/>
-              </w:rPr>
-              <w:t>ngày 14 tháng 5 năm 2026</w:t>
-            </w:r>
-            <w:bookmarkStart w:id="0" w:name="_GoBack"/>
-            <w:bookmarkEnd w:id="0"/>
+                <w:rFonts w:ascii="Times New Roman" w:eastAsia="Calibri" w:hAnsi="Times New Roman" w:cs="Times New Roman"/>
+                <w:sz w:val="26"/>
+                <w:szCs w:val="26"/>
+              </w:rPr>
+              <w:t>26/5/2026</w:t>
+            </w:r>
           </w:p>
           <w:p>
             <w:pPr>
@@ -1537,7 +1536,7 @@
                 <w:sz w:val="26"/>
                 <w:szCs w:val="26"/>
               </w:rPr>
-              <w:t>NGUYỄN TRỌNG TRUNG</w:t>
+              <w:t>VŨ TUẤN PHƯỚC</w:t>
             </w:r>
           </w:p>
         </w:tc>

--- a/DKKDApp/bin/Debug/net8.0-windows/Danh Sách Chủ Sở Hữu Hưởng Lợi_Mẫu số 10_DA_DIEN.docx
+++ b/DKKDApp/bin/Debug/net8.0-windows/Danh Sách Chủ Sở Hữu Hưởng Lợi_Mẫu số 10_DA_DIEN.docx
@@ -952,7 +952,7 @@
                 <w:szCs w:val="20"/>
                 <w:lang w:val="en-US"/>
               </w:rPr>
-              <w:t>VŨ TUẤN PHƯỚC</w:t>
+              <w:t>LÊ KIÊM CHÍ</w:t>
             </w:r>
           </w:p>
         </w:tc>
@@ -976,7 +976,7 @@
                 <w:szCs w:val="20"/>
                 <w:lang w:val="en-US"/>
               </w:rPr>
-              <w:t>29/10/1994</w:t>
+              <w:t>15/04/1949</w:t>
             </w:r>
           </w:p>
         </w:tc>
@@ -1001,7 +1001,7 @@
                 <w:szCs w:val="20"/>
                 <w:lang w:val="en-US" w:eastAsia="zh-CN"/>
               </w:rPr>
-              <w:t>Nam</w:t>
+              <w:t>Nữ</w:t>
             </w:r>
           </w:p>
         </w:tc>
@@ -1039,7 +1039,7 @@
                 <w:szCs w:val="20"/>
                 <w:lang w:val="en-US"/>
               </w:rPr>
-              <w:t>060094002350</w:t>
+              <w:t>075149004366</w:t>
             </w:r>
             <w:r>
               <w:rPr>
@@ -1066,7 +1066,7 @@
                 <w:szCs w:val="20"/>
                 <w:lang w:val="en-US"/>
               </w:rPr>
-              <w:t>22/04/2021</w:t>
+              <w:t>26/05/2022</w:t>
             </w:r>
             <w:r>
               <w:rPr>
@@ -1162,7 +1162,7 @@
                 <w:szCs w:val="20"/>
                 <w:lang w:val="en-US"/>
               </w:rPr>
-              <w:t>Căn hộ chung cư số 1214 - chung cư chánh nghĩa quốc cường block sky B - tổ 26 khu phố chánh nghĩa 3, Phường Thủ Dầu Một, Thành phố Hồ Chí Minh, Việt Nam</w:t>
+              <w:t>10, Đỗ Văn Thi, Kp Nhị Hoà, Phường Trấn Biên, Thành phố Đồng Nai, Việt Nam</w:t>
             </w:r>
           </w:p>
         </w:tc>
@@ -1334,7 +1334,7 @@
                 <w:sz w:val="26"/>
                 <w:szCs w:val="26"/>
               </w:rPr>
-              <w:t>26/5/2026</w:t>
+              <w:t>19/6/2026</w:t>
             </w:r>
           </w:p>
           <w:p>
@@ -1536,7 +1536,7 @@
                 <w:sz w:val="26"/>
                 <w:szCs w:val="26"/>
               </w:rPr>
-              <w:t>VŨ TUẤN PHƯỚC</w:t>
+              <w:t>LÊ KIÊM CHÍ</w:t>
             </w:r>
           </w:p>
         </w:tc>

--- a/DKKDApp/bin/Debug/net8.0-windows/Danh Sách Chủ Sở Hữu Hưởng Lợi_Mẫu số 10_DA_DIEN.docx
+++ b/DKKDApp/bin/Debug/net8.0-windows/Danh Sách Chủ Sở Hữu Hưởng Lợi_Mẫu số 10_DA_DIEN.docx
@@ -1101,7 +1101,7 @@
                 <w:szCs w:val="20"/>
                 <w:lang w:val="en-US" w:eastAsia="zh-CN"/>
               </w:rPr>
-              <w:t>Bộ Công An</w:t>
+              <w:t>Cục trưởng cục cảnh sát quản lý hành chính về trật tự xã hội</w:t>
             </w:r>
           </w:p>
         </w:tc>
@@ -1327,8 +1327,9 @@
             </w:r>
             <w:r>
               <w:rPr>
-                <w:rFonts w:ascii="Times New Roman" w:eastAsia="Times New Roman" w:hAnsi="Times New Roman" w:cs="Times New Roman"/>
+                <w:rFonts w:ascii="Times New Roman" w:hAnsi="Times New Roman" w:cs="Times New Roman"/>
                 <w:iCs/>
+                <w:color w:val="000000" w:themeColor="text1"/>
                 <w:sz w:val="26"/>
                 <w:szCs w:val="26"/>
               </w:rPr>
@@ -1930,7 +1931,7 @@
       </w:pPr>
     </w:lvl>
   </w:abstractNum>
-  <w:num w:numId="1" w16cid:durableId="1628778711">
+  <w:num w:numId="1" w16cid:durableId="470487971">
     <w:abstractNumId w:val="0"/>
   </w:num>
 </w:numbering>

--- a/DKKDApp/bin/Debug/net8.0-windows/Danh Sách Chủ Sở Hữu Hưởng Lợi_Mẫu số 10_DA_DIEN.docx
+++ b/DKKDApp/bin/Debug/net8.0-windows/Danh Sách Chủ Sở Hữu Hưởng Lợi_Mẫu số 10_DA_DIEN.docx
@@ -949,7 +949,7 @@
                 <w:szCs w:val="20"/>
                 <w:lang w:val="en-US"/>
               </w:rPr>
-              <w:t>PHẠM THỊ VÂN</w:t>
+              <w:t>DANH THỊ TUYẾT NHUNG</w:t>
             </w:r>
           </w:p>
         </w:tc>
@@ -973,7 +973,7 @@
                 <w:szCs w:val="20"/>
                 <w:lang w:val="en-US"/>
               </w:rPr>
-              <w:t>20/08/1989</w:t>
+              <w:t>05/07/1991</w:t>
             </w:r>
           </w:p>
         </w:tc>
@@ -1036,7 +1036,7 @@
                 <w:szCs w:val="20"/>
                 <w:lang w:val="en-US"/>
               </w:rPr>
-              <w:t>060189016594</w:t>
+              <w:t>075191017610</w:t>
             </w:r>
             <w:r>
               <w:rPr>
@@ -1063,7 +1063,7 @@
                 <w:szCs w:val="20"/>
                 <w:lang w:val="en-US"/>
               </w:rPr>
-              <w:t>25/08/2022</w:t>
+              <w:t>12/08/2021</w:t>
             </w:r>
             <w:r>
               <w:rPr>
@@ -1159,7 +1159,7 @@
                 <w:szCs w:val="20"/>
                 <w:lang w:val="en-US"/>
               </w:rPr>
-              <w:t>Ấp 1, Xã Nam Cát Tiên, Thành Phố Đồng Nai, Việt Nam</w:t>
+              <w:t>Ấp Bình Minh, phường Xuân Lộc, Thành Phố Đồng Nai, Việt Nam</w:t>
             </w:r>
           </w:p>
         </w:tc>
@@ -1327,13 +1327,12 @@
             </w:r>
             <w:r>
               <w:rPr>
-                <w:rFonts w:ascii="Times New Roman" w:hAnsi="Times New Roman" w:cs="Times New Roman"/>
+                <w:rFonts w:ascii="Times New Roman" w:eastAsia="Calibri" w:hAnsi="Times New Roman" w:cs="Times New Roman"/>
                 <w:iCs/>
-                <w:color w:val="000000" w:themeColor="text1"/>
-                <w:sz w:val="26"/>
-                <w:szCs w:val="26"/>
-              </w:rPr>
-              <w:t>ngày 13 tháng 6 năm 2026</w:t>
+                <w:sz w:val="26"/>
+                <w:szCs w:val="26"/>
+              </w:rPr>
+              <w:t>ngày 22 tháng 6 năm 2026</w:t>
             </w:r>
           </w:p>
           <w:p>
@@ -1535,7 +1534,7 @@
                 <w:sz w:val="26"/>
                 <w:szCs w:val="26"/>
               </w:rPr>
-              <w:t>PHẠM THỊ VÂN</w:t>
+              <w:t>DANH THỊ TUYẾT NHUNG</w:t>
             </w:r>
           </w:p>
         </w:tc>
@@ -1931,7 +1930,7 @@
       </w:pPr>
     </w:lvl>
   </w:abstractNum>
-  <w:num w:numId="1" w16cid:durableId="470487971">
+  <w:num w:numId="1" w16cid:durableId="978874689">
     <w:abstractNumId w:val="0"/>
   </w:num>
 </w:numbering>
@@ -2339,7 +2338,6 @@
   <w:style w:type="character" w:default="1" w:styleId="DefaultParagraphFont">
     <w:name w:val="Default Paragraph Font"/>
     <w:uiPriority w:val="1"/>
-    <w:semiHidden/>
     <w:unhideWhenUsed/>
   </w:style>
   <w:style w:type="table" w:default="1" w:styleId="TableNormal">

--- a/DKKDApp/bin/Debug/net8.0-windows/Danh Sách Chủ Sở Hữu Hưởng Lợi_Mẫu số 10_DA_DIEN.docx
+++ b/DKKDApp/bin/Debug/net8.0-windows/Danh Sách Chủ Sở Hữu Hưởng Lợi_Mẫu số 10_DA_DIEN.docx
@@ -952,7 +952,7 @@
                 <w:szCs w:val="20"/>
                 <w:lang w:val="en-US"/>
               </w:rPr>
-              <w:t>VŨ HỒ XUÂN NGHI</w:t>
+              <w:t>HUỲNH THU TRANG</w:t>
             </w:r>
           </w:p>
         </w:tc>
@@ -976,7 +976,7 @@
                 <w:szCs w:val="20"/>
                 <w:lang w:val="en-US"/>
               </w:rPr>
-              <w:t>24/07/2006</w:t>
+              <w:t>19/02/2001</w:t>
             </w:r>
           </w:p>
         </w:tc>
@@ -1039,7 +1039,7 @@
                 <w:szCs w:val="20"/>
                 <w:lang w:val="en-US"/>
               </w:rPr>
-              <w:t>080306002330</w:t>
+              <w:t>096301005782</w:t>
             </w:r>
             <w:r>
               <w:rPr>
@@ -1066,7 +1066,7 @@
                 <w:szCs w:val="20"/>
                 <w:lang w:val="en-US"/>
               </w:rPr>
-              <w:t>25/04/2021</w:t>
+              <w:t>27/01/2026</w:t>
             </w:r>
             <w:r>
               <w:rPr>
@@ -1104,7 +1104,7 @@
                 <w:szCs w:val="20"/>
                 <w:lang w:val="en-US" w:eastAsia="zh-CN"/>
               </w:rPr>
-              <w:t>Cục trưởng cục cảnh sát quản lý hành chính về trật tự xã hội</w:t>
+              <w:t>Bộ Công An</w:t>
             </w:r>
           </w:p>
         </w:tc>
@@ -1162,7 +1162,7 @@
                 <w:szCs w:val="20"/>
                 <w:lang w:val="en-US"/>
               </w:rPr>
-              <w:t>Số 1/191, Đường Thủ Khoa Huân, Khu phố Hòa Lân 1, Phường Thuận Giao, Thành Phố Hồ Chí Minh, Việt Nam</w:t>
+              <w:t>Ấp Kênh Ngang, Xã Tân Lộc, Tỉnh Cà Mau, Việt Nam</w:t>
             </w:r>
           </w:p>
         </w:tc>
@@ -1334,7 +1334,7 @@
                 <w:sz w:val="26"/>
                 <w:szCs w:val="26"/>
               </w:rPr>
-              <w:t>21/7/2026</w:t>
+              <w:t>22/7/2026</w:t>
             </w:r>
           </w:p>
           <w:p>
@@ -1536,7 +1536,7 @@
                 <w:sz w:val="26"/>
                 <w:szCs w:val="26"/>
               </w:rPr>
-              <w:t>VŨ HỒ XUÂN NGHI</w:t>
+              <w:t>HUỲNH THU TRANG</w:t>
             </w:r>
           </w:p>
         </w:tc>

--- a/DKKDApp/bin/Debug/net8.0-windows/Danh Sách Chủ Sở Hữu Hưởng Lợi_Mẫu số 10_DA_DIEN.docx
+++ b/DKKDApp/bin/Debug/net8.0-windows/Danh Sách Chủ Sở Hữu Hưởng Lợi_Mẫu số 10_DA_DIEN.docx
@@ -952,7 +952,7 @@
                 <w:szCs w:val="20"/>
                 <w:lang w:val="en-US"/>
               </w:rPr>
-              <w:t>HUỲNH THU TRANG</w:t>
+              <w:t>TRẦN VĂN THÀNH</w:t>
             </w:r>
           </w:p>
         </w:tc>
@@ -976,7 +976,7 @@
                 <w:szCs w:val="20"/>
                 <w:lang w:val="en-US"/>
               </w:rPr>
-              <w:t>19/02/2001</w:t>
+              <w:t>20/03/1984</w:t>
             </w:r>
           </w:p>
         </w:tc>
@@ -1001,7 +1001,7 @@
                 <w:szCs w:val="20"/>
                 <w:lang w:val="en-US" w:eastAsia="zh-CN"/>
               </w:rPr>
-              <w:t>Nữ</w:t>
+              <w:t>Nam</w:t>
             </w:r>
           </w:p>
         </w:tc>
@@ -1039,7 +1039,7 @@
                 <w:szCs w:val="20"/>
                 <w:lang w:val="en-US"/>
               </w:rPr>
-              <w:t>096301005782</w:t>
+              <w:t>040084039448</w:t>
             </w:r>
             <w:r>
               <w:rPr>
@@ -1066,7 +1066,7 @@
                 <w:szCs w:val="20"/>
                 <w:lang w:val="en-US"/>
               </w:rPr>
-              <w:t>27/01/2026</w:t>
+              <w:t>11/06/2024</w:t>
             </w:r>
             <w:r>
               <w:rPr>
@@ -1162,7 +1162,7 @@
                 <w:szCs w:val="20"/>
                 <w:lang w:val="en-US"/>
               </w:rPr>
-              <w:t>Ấp Kênh Ngang, Xã Tân Lộc, Tỉnh Cà Mau, Việt Nam</w:t>
+              <w:t>KHỐI 1A, Xã Đại Đồng, Tỉnh Nghệ An, Việt Nam</w:t>
             </w:r>
           </w:p>
         </w:tc>
@@ -1334,7 +1334,7 @@
                 <w:sz w:val="26"/>
                 <w:szCs w:val="26"/>
               </w:rPr>
-              <w:t>22/7/2026</w:t>
+              <w:t>18/08/2026</w:t>
             </w:r>
           </w:p>
           <w:p>
@@ -1536,7 +1536,7 @@
                 <w:sz w:val="26"/>
                 <w:szCs w:val="26"/>
               </w:rPr>
-              <w:t>HUỲNH THU TRANG</w:t>
+              <w:t>XIE, GUIQING</w:t>
             </w:r>
           </w:p>
         </w:tc>
